--- a/Cover_Letters/Shinoy_12Build_Agentic_Automation_Test_Engineer_Cover_Letter.docx
+++ b/Cover_Letters/Shinoy_12Build_Agentic_Automation_Test_Engineer_Cover_Letter.docx
@@ -14,7 +14,7 @@
     </w:p>
     <w:p>
       <w:r>
-        <w:t>September 16, 2026</w:t>
+        <w:t>October 08, 2026</w:t>
       </w:r>
     </w:p>
     <w:p>
@@ -25,7 +25,7 @@
     <w:p/>
     <w:p>
       <w:r>
-        <w:t>Hi 12Build Hiring Team,</w:t>
+        <w:t>Hi Leonie,</w:t>
       </w:r>
     </w:p>
     <w:p>
@@ -35,12 +35,7 @@
     </w:p>
     <w:p>
       <w:r>
-        <w:t>Your focus on building a robust automated test platform to support the transition toward autonomous AI development matches my background well. In my recent work at Tata Consultancy Services, I migrated automation frameworks to Playwright, managed CI/CD pipelines with Jenkins and Terraform, and used tools like Gemini Code Assist to streamline test generation. I am comfortable diving into flaky test issues and working closely with developers to ensure releases go to production smoothly.</w:t>
-      </w:r>
-    </w:p>
-    <w:p>
-      <w:r>
-        <w:t>I appreciate the autonomy and collaborative culture at 12Build, and I am ready to help own and scale your testing infrastructure across your European markets.</w:t>
+        <w:t>Your focus on building a stable testing platform and CI infrastructure at 12Build really stood out to me. In my recent work, I have designed and migrated automation frameworks using Playwright and TypeScript, set up continuous integration pipelines with Jenkins and Terraform, and managed test environments on AWS. I also like helping teams write local E2E tests and using tools like Gemini Code Assist to speed up test generation. I am comfortable working independently and would enjoy helping your team maintain high release confidence.</w:t>
       </w:r>
     </w:p>
     <w:p>

--- a/Cover_Letters/Shinoy_12Build_Agentic_Automation_Test_Engineer_Cover_Letter.docx
+++ b/Cover_Letters/Shinoy_12Build_Agentic_Automation_Test_Engineer_Cover_Letter.docx
@@ -14,7 +14,7 @@
     </w:p>
     <w:p>
       <w:r>
-        <w:t>October 08, 2026</w:t>
+        <w:t>October 30, 2026</w:t>
       </w:r>
     </w:p>
     <w:p>
@@ -35,7 +35,12 @@
     </w:p>
     <w:p>
       <w:r>
-        <w:t>Your focus on building a stable testing platform and CI infrastructure at 12Build really stood out to me. In my recent work, I have designed and migrated automation frameworks using Playwright and TypeScript, set up continuous integration pipelines with Jenkins and Terraform, and managed test environments on AWS. I also like helping teams write local E2E tests and using tools like Gemini Code Assist to speed up test generation. I am comfortable working independently and would enjoy helping your team maintain high release confidence.</w:t>
+        <w:t>I saw that 12Build is looking for someone to own the automated testing platform and CI infrastructure. In my recent work at Tata Consultancy Services, I set up CI/CD pipelines, provisioned test environments using Terraform and AWS, and migrated frameworks to Playwright TypeScript. I also used Gemini Code Assist to help speed up test generation, which aligns well with the evolving tooling landscape at your company.</w:t>
+      </w:r>
+    </w:p>
+    <w:p>
+      <w:r>
+        <w:t>I appreciate your focus on building a transparent construction sector and giving engineers autonomy to shape their own tooling approach.</w:t>
       </w:r>
     </w:p>
     <w:p>
